--- a/Document.docx
+++ b/Document.docx
@@ -58,6 +58,34 @@
       <w:pPr>
         <w:numPr>
           <w:ilvl w:val="0"/>
+          <w:numId w:val="0"/>
+        </w:numPr>
+        <w:jc w:val="left"/>
+        <w:rPr>
+          <w:rFonts w:hint="default" w:ascii="Times New Roman" w:hAnsi="Times New Roman" w:cs="Times New Roman"/>
+          <w:b/>
+          <w:bCs/>
+          <w:sz w:val="28"/>
+          <w:szCs w:val="28"/>
+          <w:lang w:val="en-US"/>
+        </w:rPr>
+      </w:pPr>
+      <w:r>
+        <w:rPr>
+          <w:rFonts w:hint="default" w:ascii="Times New Roman" w:hAnsi="Times New Roman" w:cs="Times New Roman"/>
+          <w:b w:val="0"/>
+          <w:bCs w:val="0"/>
+          <w:sz w:val="28"/>
+          <w:szCs w:val="28"/>
+          <w:lang w:val="en-US"/>
+        </w:rPr>
+        <w:t>Dự án nhỏ mô phỏng một website kinh doanh xe máy. Website bao gồm các chức năng hiển thị danh sách, lọc danh sách, giỏ hàng, đặt hàng/mua hàng, chat AI.</w:t>
+      </w:r>
+    </w:p>
+    <w:p>
+      <w:pPr>
+        <w:numPr>
+          <w:ilvl w:val="0"/>
           <w:numId w:val="1"/>
         </w:numPr>
         <w:jc w:val="left"/>
@@ -80,6 +108,67 @@
           <w:lang w:val="en-US"/>
         </w:rPr>
         <w:t>Use case</w:t>
+      </w:r>
+      <w:bookmarkStart w:id="0" w:name="_GoBack"/>
+      <w:bookmarkEnd w:id="0"/>
+    </w:p>
+    <w:p>
+      <w:pPr>
+        <w:numPr>
+          <w:numId w:val="0"/>
+        </w:numPr>
+        <w:jc w:val="center"/>
+        <w:rPr>
+          <w:rFonts w:hint="default" w:ascii="Times New Roman" w:hAnsi="Times New Roman" w:cs="Times New Roman"/>
+          <w:b/>
+          <w:bCs/>
+          <w:sz w:val="28"/>
+          <w:szCs w:val="28"/>
+          <w:lang w:val="en-US"/>
+        </w:rPr>
+      </w:pPr>
+      <w:r>
+        <w:drawing>
+          <wp:inline distT="0" distB="0" distL="114300" distR="114300">
+            <wp:extent cx="5273040" cy="2041525"/>
+            <wp:effectExtent l="0" t="0" r="0" b="635"/>
+            <wp:docPr id="2" name="Picture 1"/>
+            <wp:cNvGraphicFramePr>
+              <a:graphicFrameLocks xmlns:a="http://schemas.openxmlformats.org/drawingml/2006/main" noChangeAspect="1"/>
+            </wp:cNvGraphicFramePr>
+            <a:graphic xmlns:a="http://schemas.openxmlformats.org/drawingml/2006/main">
+              <a:graphicData uri="http://schemas.openxmlformats.org/drawingml/2006/picture">
+                <pic:pic xmlns:pic="http://schemas.openxmlformats.org/drawingml/2006/picture">
+                  <pic:nvPicPr>
+                    <pic:cNvPr id="2" name="Picture 1"/>
+                    <pic:cNvPicPr>
+                      <a:picLocks noChangeAspect="1"/>
+                    </pic:cNvPicPr>
+                  </pic:nvPicPr>
+                  <pic:blipFill>
+                    <a:blip r:embed="rId5"/>
+                    <a:stretch>
+                      <a:fillRect/>
+                    </a:stretch>
+                  </pic:blipFill>
+                  <pic:spPr>
+                    <a:xfrm>
+                      <a:off x="0" y="0"/>
+                      <a:ext cx="5273040" cy="2041525"/>
+                    </a:xfrm>
+                    <a:prstGeom prst="rect">
+                      <a:avLst/>
+                    </a:prstGeom>
+                    <a:noFill/>
+                    <a:ln>
+                      <a:noFill/>
+                    </a:ln>
+                  </pic:spPr>
+                </pic:pic>
+              </a:graphicData>
+            </a:graphic>
+          </wp:inline>
+        </w:drawing>
       </w:r>
     </w:p>
     <w:p>
@@ -176,6 +265,7 @@
     <w:p>
       <w:pPr>
         <w:numPr>
+          <w:ilvl w:val="0"/>
           <w:numId w:val="0"/>
         </w:numPr>
         <w:jc w:val="left"/>
@@ -188,8 +278,6 @@
           <w:lang w:val="en-US"/>
         </w:rPr>
       </w:pPr>
-      <w:bookmarkStart w:id="0" w:name="_GoBack"/>
-      <w:bookmarkEnd w:id="0"/>
     </w:p>
     <w:sectPr>
       <w:pgSz w:w="11906" w:h="16838"/>
@@ -243,22 +331,6 @@
                       <a:ln w="6350">
                         <a:noFill/>
                       </a:ln>
-                      <a:extLst>
-                        <a:ext uri="{909E8E84-426E-40DD-AFC4-6F175D3DCCD1}">
-                          <a14:hiddenFill xmlns:a14="http://schemas.microsoft.com/office/drawing/2010/main">
-                            <a:solidFill>
-                              <a:schemeClr val="lt1"/>
-                            </a:solidFill>
-                          </a14:hiddenFill>
-                        </a:ext>
-                        <a:ext uri="{91240B29-F687-4F45-9708-019B960494DF}">
-                          <a14:hiddenLine xmlns:a14="http://schemas.microsoft.com/office/drawing/2010/main" w="6350">
-                            <a:solidFill>
-                              <a:prstClr val="black"/>
-                            </a:solidFill>
-                          </a14:hiddenLine>
-                        </a:ext>
-                      </a:extLst>
                     </wps:spPr>
                     <wps:style>
                       <a:lnRef idx="0">
@@ -309,7 +381,7 @@
         </mc:Choice>
         <mc:Fallback>
           <w:pict>
-            <v:shape id="_x0000_s1026" o:spid="_x0000_s1026" o:spt="202" type="#_x0000_t202" style="position:absolute;left:0pt;margin-top:0pt;height:144pt;width:144pt;mso-position-horizontal:center;mso-position-horizontal-relative:margin;mso-wrap-style:none;z-index:251659264;mso-width-relative:page;mso-height-relative:page;" filled="f" stroked="f" coordsize="21600,21600" o:gfxdata="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">
+            <v:shape id="_x0000_s1026" o:spid="_x0000_s1026" o:spt="202" type="#_x0000_t202" style="position:absolute;left:0pt;margin-top:0pt;height:144pt;width:144pt;mso-position-horizontal:center;mso-position-horizontal-relative:margin;mso-wrap-style:none;z-index:251659264;mso-width-relative:page;mso-height-relative:page;" filled="f" stroked="f" coordsize="21600,21600" o:gfxdata="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">
               <v:fill on="f" focussize="0,0"/>
               <v:stroke on="f" weight="0.5pt"/>
               <v:imagedata o:title=""/>
@@ -409,7 +481,7 @@
     <w:lsdException w:unhideWhenUsed="0" w:uiPriority="0" w:semiHidden="0" w:name="Normal Indent"/>
     <w:lsdException w:unhideWhenUsed="0" w:uiPriority="0" w:semiHidden="0" w:name="footnote text"/>
     <w:lsdException w:unhideWhenUsed="0" w:uiPriority="0" w:semiHidden="0" w:name="annotation text"/>
-    <w:lsdException w:unhideWhenUsed="0" w:uiPriority="0" w:semiHidden="0" w:name="header"/>
+    <w:lsdException w:qFormat="1" w:unhideWhenUsed="0" w:uiPriority="0" w:semiHidden="0" w:name="header"/>
     <w:lsdException w:unhideWhenUsed="0" w:uiPriority="0" w:semiHidden="0" w:name="footer"/>
     <w:lsdException w:unhideWhenUsed="0" w:uiPriority="0" w:semiHidden="0" w:name="index heading"/>
     <w:lsdException w:qFormat="1" w:uiPriority="0" w:name="caption"/>
@@ -675,6 +747,7 @@
   <w:style w:type="paragraph" w:styleId="5">
     <w:name w:val="header"/>
     <w:basedOn w:val="1"/>
+    <w:qFormat/>
     <w:uiPriority w:val="0"/>
     <w:pPr>
       <w:tabs>
